--- a/Document/笔记.docx
+++ b/Document/笔记.docx
@@ -117,6 +117,387 @@
         </w:rPr>
         <w:t>插件还为上述内容提供了网络支持。</w:t>
       </w:r>
+    </w:p>
+    <w:p>
+      <w:pPr>
+        <w:keepNext w:val="0"/>
+        <w:keepLines w:val="0"/>
+        <w:pageBreakBefore w:val="0"/>
+        <w:widowControl w:val="0"/>
+        <w:kinsoku/>
+        <w:wordWrap w:val="0"/>
+        <w:overflowPunct/>
+        <w:topLinePunct w:val="0"/>
+        <w:autoSpaceDE/>
+        <w:autoSpaceDN/>
+        <w:bidi w:val="0"/>
+        <w:adjustRightInd/>
+        <w:snapToGrid/>
+        <w:ind w:firstLine="420" w:firstLineChars="0"/>
+        <w:textAlignment w:val="auto"/>
+        <w:rPr>
+          <w:rFonts w:hint="default" w:ascii="Times New Roman" w:hAnsi="Times New Roman" w:eastAsia="宋体" w:cs="Times New Roman"/>
+          <w:sz w:val="24"/>
+          <w:szCs w:val="24"/>
+          <w:lang w:val="en-US" w:eastAsia="zh-CN"/>
+        </w:rPr>
+      </w:pPr>
+    </w:p>
+    <w:p>
+      <w:pPr>
+        <w:keepNext w:val="0"/>
+        <w:keepLines w:val="0"/>
+        <w:pageBreakBefore w:val="0"/>
+        <w:widowControl w:val="0"/>
+        <w:kinsoku/>
+        <w:wordWrap w:val="0"/>
+        <w:overflowPunct/>
+        <w:topLinePunct w:val="0"/>
+        <w:autoSpaceDE/>
+        <w:autoSpaceDN/>
+        <w:bidi w:val="0"/>
+        <w:adjustRightInd/>
+        <w:snapToGrid/>
+        <w:ind w:firstLine="420" w:firstLineChars="0"/>
+        <w:textAlignment w:val="auto"/>
+        <w:rPr>
+          <w:rFonts w:hint="eastAsia" w:ascii="Times New Roman" w:hAnsi="Times New Roman" w:eastAsia="宋体" w:cs="Times New Roman"/>
+          <w:sz w:val="24"/>
+          <w:szCs w:val="24"/>
+          <w:lang w:val="en-US" w:eastAsia="zh-CN"/>
+        </w:rPr>
+      </w:pPr>
+      <w:r>
+        <w:rPr>
+          <w:rFonts w:hint="eastAsia" w:ascii="Times New Roman" w:hAnsi="Times New Roman" w:eastAsia="宋体" w:cs="Times New Roman"/>
+          <w:sz w:val="24"/>
+          <w:szCs w:val="24"/>
+          <w:lang w:val="en-US" w:eastAsia="zh-CN"/>
+        </w:rPr>
+        <w:t>网络支持体现在两个方面，一是借由角色（Character）/棋子（Pawn）的网络所有权，</w:t>
+      </w:r>
+      <w:r>
+        <w:rPr>
+          <w:rFonts w:hint="default" w:ascii="Times New Roman" w:hAnsi="Times New Roman" w:eastAsia="宋体" w:cs="Times New Roman"/>
+          <w:sz w:val="24"/>
+          <w:szCs w:val="24"/>
+          <w:lang w:val="en-US" w:eastAsia="zh-CN"/>
+        </w:rPr>
+        <w:t>AbilitySystemComponent</w:t>
+      </w:r>
+      <w:r>
+        <w:rPr>
+          <w:rFonts w:hint="eastAsia" w:ascii="Times New Roman" w:hAnsi="Times New Roman" w:eastAsia="宋体" w:cs="Times New Roman"/>
+          <w:sz w:val="24"/>
+          <w:szCs w:val="24"/>
+          <w:lang w:val="en-US" w:eastAsia="zh-CN"/>
+        </w:rPr>
+        <w:t>及其所承载的内容得以进行网络同步；二是客户端预测及网络回滚，GAS官方内置支持对能力激活、动画蒙太奇播放、Attributes变化、GameplayTags应用、GameplayCues生成、GameplayEffect施加，以及通过RootMotionSource驱动移动等内容的预测。</w:t>
+      </w:r>
+    </w:p>
+    <w:p>
+      <w:pPr>
+        <w:keepNext w:val="0"/>
+        <w:keepLines w:val="0"/>
+        <w:pageBreakBefore w:val="0"/>
+        <w:widowControl w:val="0"/>
+        <w:kinsoku/>
+        <w:wordWrap w:val="0"/>
+        <w:overflowPunct/>
+        <w:topLinePunct w:val="0"/>
+        <w:autoSpaceDE/>
+        <w:autoSpaceDN/>
+        <w:bidi w:val="0"/>
+        <w:adjustRightInd/>
+        <w:snapToGrid/>
+        <w:ind w:firstLine="420" w:firstLineChars="0"/>
+        <w:textAlignment w:val="auto"/>
+        <w:rPr>
+          <w:rFonts w:hint="eastAsia" w:ascii="Times New Roman" w:hAnsi="Times New Roman" w:eastAsia="宋体" w:cs="Times New Roman"/>
+          <w:sz w:val="24"/>
+          <w:szCs w:val="24"/>
+          <w:lang w:val="en-US" w:eastAsia="zh-CN"/>
+        </w:rPr>
+      </w:pPr>
+    </w:p>
+    <w:p>
+      <w:pPr>
+        <w:keepNext w:val="0"/>
+        <w:keepLines w:val="0"/>
+        <w:pageBreakBefore w:val="0"/>
+        <w:widowControl w:val="0"/>
+        <w:kinsoku/>
+        <w:wordWrap w:val="0"/>
+        <w:overflowPunct/>
+        <w:topLinePunct w:val="0"/>
+        <w:autoSpaceDE/>
+        <w:autoSpaceDN/>
+        <w:bidi w:val="0"/>
+        <w:adjustRightInd/>
+        <w:snapToGrid/>
+        <w:ind w:firstLine="420" w:firstLineChars="0"/>
+        <w:textAlignment w:val="auto"/>
+        <w:rPr>
+          <w:rFonts w:hint="eastAsia" w:ascii="Times New Roman" w:hAnsi="Times New Roman" w:eastAsia="宋体" w:cs="Times New Roman"/>
+          <w:sz w:val="24"/>
+          <w:szCs w:val="24"/>
+          <w:lang w:val="en-US" w:eastAsia="zh-CN"/>
+        </w:rPr>
+      </w:pPr>
+      <w:r>
+        <w:rPr>
+          <w:rFonts w:hint="eastAsia" w:ascii="Times New Roman" w:hAnsi="Times New Roman" w:eastAsia="宋体" w:cs="Times New Roman"/>
+          <w:sz w:val="24"/>
+          <w:szCs w:val="24"/>
+          <w:lang w:val="en-US" w:eastAsia="zh-CN"/>
+        </w:rPr>
+        <w:t>但是客户端预测同样带来了问题，GAS允许预测施加GE以获得即时手感，但由于冷却的开始和GE的移除无法被预测，必须等待服务器确认，因此高频技能的实际生效频率受延迟影响，而Buff移除则会在网络延迟后产生数值修正与回滚。</w:t>
+      </w:r>
+      <w:r>
+        <w:rPr>
+          <w:rFonts w:hint="eastAsia" w:ascii="Times New Roman" w:hAnsi="Times New Roman" w:eastAsia="宋体" w:cs="Times New Roman"/>
+          <w:sz w:val="24"/>
+          <w:szCs w:val="24"/>
+          <w:lang w:val="en-US" w:eastAsia="zh-CN"/>
+        </w:rPr>
+        <w:br w:type="textWrapping"/>
+      </w:r>
+    </w:p>
+    <w:p>
+      <w:pPr>
+        <w:keepNext w:val="0"/>
+        <w:keepLines w:val="0"/>
+        <w:pageBreakBefore w:val="0"/>
+        <w:widowControl w:val="0"/>
+        <w:kinsoku/>
+        <w:wordWrap w:val="0"/>
+        <w:overflowPunct/>
+        <w:topLinePunct w:val="0"/>
+        <w:autoSpaceDE/>
+        <w:autoSpaceDN/>
+        <w:bidi w:val="0"/>
+        <w:adjustRightInd/>
+        <w:snapToGrid/>
+        <w:ind w:firstLine="420" w:firstLineChars="0"/>
+        <w:textAlignment w:val="auto"/>
+        <w:rPr>
+          <w:rFonts w:hint="default" w:ascii="Times New Roman" w:hAnsi="Times New Roman" w:eastAsia="宋体" w:cs="Times New Roman"/>
+          <w:sz w:val="24"/>
+          <w:szCs w:val="24"/>
+          <w:lang w:val="en-US" w:eastAsia="zh-CN"/>
+        </w:rPr>
+      </w:pPr>
+      <w:r>
+        <w:rPr>
+          <w:rFonts w:hint="default" w:ascii="Times New Roman" w:hAnsi="Times New Roman" w:eastAsia="宋体" w:cs="Times New Roman"/>
+          <w:sz w:val="24"/>
+          <w:szCs w:val="24"/>
+          <w:lang w:val="en-US" w:eastAsia="zh-CN"/>
+        </w:rPr>
+        <w:t>PlayerState的默认NetUpdateFrequency值非常低，如果ASC挂载在上面，会导致属性的变化（如生命值、标签）同步到客户端时出现明显的延迟。</w:t>
+      </w:r>
+    </w:p>
+    <w:p>
+      <w:pPr>
+        <w:keepNext w:val="0"/>
+        <w:keepLines w:val="0"/>
+        <w:pageBreakBefore w:val="0"/>
+        <w:widowControl w:val="0"/>
+        <w:kinsoku/>
+        <w:wordWrap w:val="0"/>
+        <w:overflowPunct/>
+        <w:topLinePunct w:val="0"/>
+        <w:autoSpaceDE/>
+        <w:autoSpaceDN/>
+        <w:bidi w:val="0"/>
+        <w:adjustRightInd/>
+        <w:snapToGrid/>
+        <w:ind w:firstLine="420" w:firstLineChars="0"/>
+        <w:textAlignment w:val="auto"/>
+        <w:rPr>
+          <w:rFonts w:hint="default" w:ascii="Times New Roman" w:hAnsi="Times New Roman" w:eastAsia="宋体" w:cs="Times New Roman"/>
+          <w:sz w:val="24"/>
+          <w:szCs w:val="24"/>
+          <w:lang w:val="en-US" w:eastAsia="zh-CN"/>
+        </w:rPr>
+      </w:pPr>
+    </w:p>
+    <w:p>
+      <w:pPr>
+        <w:keepNext w:val="0"/>
+        <w:keepLines w:val="0"/>
+        <w:pageBreakBefore w:val="0"/>
+        <w:widowControl w:val="0"/>
+        <w:kinsoku/>
+        <w:wordWrap w:val="0"/>
+        <w:overflowPunct/>
+        <w:topLinePunct w:val="0"/>
+        <w:autoSpaceDE/>
+        <w:autoSpaceDN/>
+        <w:bidi w:val="0"/>
+        <w:adjustRightInd/>
+        <w:snapToGrid/>
+        <w:ind w:firstLine="420" w:firstLineChars="0"/>
+        <w:textAlignment w:val="auto"/>
+        <w:rPr>
+          <w:rFonts w:hint="default" w:ascii="Times New Roman" w:hAnsi="Times New Roman" w:eastAsia="宋体" w:cs="Times New Roman"/>
+          <w:sz w:val="24"/>
+          <w:szCs w:val="24"/>
+          <w:lang w:val="en-US" w:eastAsia="zh-CN"/>
+        </w:rPr>
+      </w:pPr>
+      <w:r>
+        <w:rPr>
+          <w:rFonts w:hint="default" w:ascii="Times New Roman" w:hAnsi="Times New Roman" w:eastAsia="宋体" w:cs="Times New Roman"/>
+          <w:sz w:val="24"/>
+          <w:szCs w:val="24"/>
+          <w:lang w:val="en-US" w:eastAsia="zh-CN"/>
+        </w:rPr>
+        <w:t>推荐的最佳实践：当使用PlayerState承载ASC时，不仅要提高PlayerState的NetUpdateFrequency，还务必启用AdaptiveNetworkUpdateFrequency。这样可以确保角色在激烈战斗时能以最高频率同步属性变化，而在空闲时又能自动降低频率，节约宝贵的网络带宽。</w:t>
+      </w:r>
+    </w:p>
+    <w:p>
+      <w:pPr>
+        <w:keepNext w:val="0"/>
+        <w:keepLines w:val="0"/>
+        <w:pageBreakBefore w:val="0"/>
+        <w:widowControl w:val="0"/>
+        <w:kinsoku/>
+        <w:wordWrap w:val="0"/>
+        <w:overflowPunct/>
+        <w:topLinePunct w:val="0"/>
+        <w:autoSpaceDE/>
+        <w:autoSpaceDN/>
+        <w:bidi w:val="0"/>
+        <w:adjustRightInd/>
+        <w:snapToGrid/>
+        <w:ind w:firstLine="420" w:firstLineChars="0"/>
+        <w:textAlignment w:val="auto"/>
+        <w:rPr>
+          <w:rFonts w:hint="default" w:ascii="Times New Roman" w:hAnsi="Times New Roman" w:eastAsia="宋体" w:cs="Times New Roman"/>
+          <w:sz w:val="24"/>
+          <w:szCs w:val="24"/>
+          <w:lang w:val="en-US" w:eastAsia="zh-CN"/>
+        </w:rPr>
+      </w:pPr>
+    </w:p>
+    <w:p>
+      <w:pPr>
+        <w:keepNext w:val="0"/>
+        <w:keepLines w:val="0"/>
+        <w:pageBreakBefore w:val="0"/>
+        <w:widowControl w:val="0"/>
+        <w:kinsoku/>
+        <w:wordWrap w:val="0"/>
+        <w:overflowPunct/>
+        <w:topLinePunct w:val="0"/>
+        <w:autoSpaceDE/>
+        <w:autoSpaceDN/>
+        <w:bidi w:val="0"/>
+        <w:adjustRightInd/>
+        <w:snapToGrid/>
+        <w:ind w:firstLine="420" w:firstLineChars="0"/>
+        <w:textAlignment w:val="auto"/>
+        <w:rPr>
+          <w:rFonts w:hint="default" w:ascii="Times New Roman" w:hAnsi="Times New Roman" w:eastAsia="宋体" w:cs="Times New Roman"/>
+          <w:sz w:val="24"/>
+          <w:szCs w:val="24"/>
+          <w:lang w:val="en-US" w:eastAsia="zh-CN"/>
+        </w:rPr>
+      </w:pPr>
+      <w:r>
+        <w:rPr>
+          <w:rFonts w:hint="default" w:ascii="Times New Roman" w:hAnsi="Times New Roman" w:eastAsia="宋体" w:cs="Times New Roman"/>
+          <w:sz w:val="24"/>
+          <w:szCs w:val="24"/>
+          <w:lang w:val="en-US" w:eastAsia="zh-CN"/>
+        </w:rPr>
+        <w:t>在遍历ASC的`ActivatableAbilities`技能列表时，必须在其上方添加`ABILITYLIST_SCOPE_LOCK()`宏来锁定列表，防止遍历过程中因技能被移除而导致内存访问崩溃；该宏通过递增`AbilityScopeLockCount`计数器实现锁定，离开作用域时自动递减，但注意在锁定作用域内不能尝试移除技能（移除函数内部会检查锁状态并拒绝执行），如需移除应先收集目标技能到临时数组，待解锁后再统一处理。</w:t>
+      </w:r>
+    </w:p>
+    <w:p>
+      <w:pPr>
+        <w:keepNext w:val="0"/>
+        <w:keepLines w:val="0"/>
+        <w:pageBreakBefore w:val="0"/>
+        <w:widowControl w:val="0"/>
+        <w:kinsoku/>
+        <w:wordWrap w:val="0"/>
+        <w:overflowPunct/>
+        <w:topLinePunct w:val="0"/>
+        <w:autoSpaceDE/>
+        <w:autoSpaceDN/>
+        <w:bidi w:val="0"/>
+        <w:adjustRightInd/>
+        <w:snapToGrid/>
+        <w:ind w:firstLine="420" w:firstLineChars="0"/>
+        <w:textAlignment w:val="auto"/>
+        <w:rPr>
+          <w:rFonts w:hint="default" w:ascii="Times New Roman" w:hAnsi="Times New Roman" w:eastAsia="宋体" w:cs="Times New Roman"/>
+          <w:sz w:val="24"/>
+          <w:szCs w:val="24"/>
+          <w:lang w:val="en-US" w:eastAsia="zh-CN"/>
+        </w:rPr>
+      </w:pPr>
+    </w:p>
+    <w:p>
+      <w:pPr>
+        <w:keepNext w:val="0"/>
+        <w:keepLines w:val="0"/>
+        <w:pageBreakBefore w:val="0"/>
+        <w:widowControl w:val="0"/>
+        <w:kinsoku/>
+        <w:wordWrap w:val="0"/>
+        <w:overflowPunct/>
+        <w:topLinePunct w:val="0"/>
+        <w:autoSpaceDE/>
+        <w:autoSpaceDN/>
+        <w:bidi w:val="0"/>
+        <w:adjustRightInd/>
+        <w:snapToGrid/>
+        <w:ind w:firstLine="420" w:firstLineChars="0"/>
+        <w:textAlignment w:val="auto"/>
+        <w:rPr>
+          <w:rFonts w:hint="default" w:ascii="Times New Roman" w:hAnsi="Times New Roman" w:eastAsia="宋体" w:cs="Times New Roman"/>
+          <w:sz w:val="24"/>
+          <w:szCs w:val="24"/>
+          <w:lang w:val="en-US" w:eastAsia="zh-CN"/>
+        </w:rPr>
+      </w:pPr>
+      <w:r>
+        <w:rPr>
+          <w:rFonts w:hint="default" w:ascii="Times New Roman" w:hAnsi="Times New Roman" w:eastAsia="宋体" w:cs="Times New Roman"/>
+          <w:sz w:val="24"/>
+          <w:szCs w:val="24"/>
+          <w:lang w:val="en-US" w:eastAsia="zh-CN"/>
+        </w:rPr>
+        <w:t>ASC 定义了三种不同的复制模式Full、Mixed 和 Minimal，用于复制 GameplayEffects、GameplayTags 和 GameplayCues。Attributes 由其 AttributeSet 复制。Full模式将每个GE复制给所有客户端，适用于单机游戏；Mixed模式仅将GE复制给拥有该ASC的客户端，其他客户端只收到Tags和Cues，适用于玩家控制的角色；Minimal模式完全不复制GE，所有客户端仅同步Tags和Cues，适用于AI角色。</w:t>
+      </w:r>
+    </w:p>
+    <w:p>
+      <w:pPr>
+        <w:keepNext w:val="0"/>
+        <w:keepLines w:val="0"/>
+        <w:pageBreakBefore w:val="0"/>
+        <w:widowControl w:val="0"/>
+        <w:kinsoku/>
+        <w:wordWrap w:val="0"/>
+        <w:overflowPunct/>
+        <w:topLinePunct w:val="0"/>
+        <w:autoSpaceDE/>
+        <w:autoSpaceDN/>
+        <w:bidi w:val="0"/>
+        <w:adjustRightInd/>
+        <w:snapToGrid/>
+        <w:ind w:firstLine="420" w:firstLineChars="0"/>
+        <w:textAlignment w:val="auto"/>
+        <w:rPr>
+          <w:rFonts w:hint="default" w:ascii="Times New Roman" w:hAnsi="Times New Roman" w:eastAsia="宋体" w:cs="Times New Roman"/>
+          <w:sz w:val="24"/>
+          <w:szCs w:val="24"/>
+          <w:lang w:val="en-US" w:eastAsia="zh-CN"/>
+        </w:rPr>
+      </w:pPr>
       <w:bookmarkStart w:id="0" w:name="_GoBack"/>
       <w:bookmarkEnd w:id="0"/>
     </w:p>
@@ -151,254 +532,310 @@
           <w:szCs w:val="24"/>
           <w:lang w:val="en-US" w:eastAsia="zh-CN"/>
         </w:rPr>
-        <w:t>网络支持体现在两个方面，一是借由角色（Character）/棋子（Pawn）的网络所有权，</w:t>
-      </w:r>
-      <w:r>
-        <w:rPr>
-          <w:rFonts w:hint="default" w:ascii="Times New Roman" w:hAnsi="Times New Roman" w:eastAsia="宋体" w:cs="Times New Roman"/>
-          <w:sz w:val="24"/>
-          <w:szCs w:val="24"/>
-          <w:lang w:val="en-US" w:eastAsia="zh-CN"/>
-        </w:rPr>
-        <w:t>AbilitySystemComponent</w:t>
-      </w:r>
-      <w:r>
-        <w:rPr>
-          <w:rFonts w:hint="eastAsia" w:ascii="Times New Roman" w:hAnsi="Times New Roman" w:eastAsia="宋体" w:cs="Times New Roman"/>
-          <w:sz w:val="24"/>
-          <w:szCs w:val="24"/>
-          <w:lang w:val="en-US" w:eastAsia="zh-CN"/>
-        </w:rPr>
-        <w:t>及其所承载的内容得以进行网络同步；二是客户端预测及网络回滚，GAS官方内置支持对能力激活、动画蒙太奇播放、Attributes变化、GameplayTags应用、GameplayCues生成、GameplayEffect施加，以及通过RootMotionSource驱动移动等内容的预测。</w:t>
-      </w:r>
-    </w:p>
-    <w:p>
-      <w:pPr>
-        <w:keepNext w:val="0"/>
-        <w:keepLines w:val="0"/>
-        <w:pageBreakBefore w:val="0"/>
-        <w:widowControl w:val="0"/>
-        <w:kinsoku/>
-        <w:wordWrap w:val="0"/>
-        <w:overflowPunct/>
-        <w:topLinePunct w:val="0"/>
-        <w:autoSpaceDE/>
-        <w:autoSpaceDN/>
-        <w:bidi w:val="0"/>
-        <w:adjustRightInd/>
-        <w:snapToGrid/>
-        <w:ind w:firstLine="420" w:firstLineChars="0"/>
-        <w:textAlignment w:val="auto"/>
-        <w:rPr>
-          <w:rFonts w:hint="eastAsia" w:ascii="Times New Roman" w:hAnsi="Times New Roman" w:eastAsia="宋体" w:cs="Times New Roman"/>
-          <w:sz w:val="24"/>
-          <w:szCs w:val="24"/>
-          <w:lang w:val="en-US" w:eastAsia="zh-CN"/>
-        </w:rPr>
-      </w:pPr>
-      <w:r>
-        <w:rPr>
-          <w:rFonts w:hint="eastAsia" w:ascii="Times New Roman" w:hAnsi="Times New Roman" w:eastAsia="宋体" w:cs="Times New Roman"/>
-          <w:sz w:val="24"/>
-          <w:szCs w:val="24"/>
-          <w:lang w:val="en-US" w:eastAsia="zh-CN"/>
-        </w:rPr>
-        <w:t>但是客户端预测同样带来了问题，GAS允许预测施加GE以获得即时手感，但由于冷却的开始和GE的移除无法被预测，必须等待服务器确认，因此高频技能的实际生效频率受延迟影响，而Buff移除则会在网络延迟后产生数值修正与回滚。</w:t>
-      </w:r>
-      <w:r>
-        <w:rPr>
-          <w:rFonts w:hint="eastAsia" w:ascii="Times New Roman" w:hAnsi="Times New Roman" w:eastAsia="宋体" w:cs="Times New Roman"/>
-          <w:sz w:val="24"/>
-          <w:szCs w:val="24"/>
-          <w:lang w:val="en-US" w:eastAsia="zh-CN"/>
-        </w:rPr>
-        <w:br w:type="textWrapping"/>
-      </w:r>
-    </w:p>
-    <w:p>
-      <w:pPr>
-        <w:keepNext w:val="0"/>
-        <w:keepLines w:val="0"/>
-        <w:pageBreakBefore w:val="0"/>
-        <w:widowControl w:val="0"/>
-        <w:kinsoku/>
-        <w:wordWrap w:val="0"/>
-        <w:overflowPunct/>
-        <w:topLinePunct w:val="0"/>
-        <w:autoSpaceDE/>
-        <w:autoSpaceDN/>
-        <w:bidi w:val="0"/>
-        <w:adjustRightInd/>
-        <w:snapToGrid/>
-        <w:ind w:firstLine="420" w:firstLineChars="0"/>
-        <w:textAlignment w:val="auto"/>
-        <w:rPr>
-          <w:rFonts w:hint="default" w:ascii="Times New Roman" w:hAnsi="Times New Roman" w:eastAsia="宋体" w:cs="Times New Roman"/>
-          <w:sz w:val="24"/>
-          <w:szCs w:val="24"/>
-          <w:lang w:val="en-US" w:eastAsia="zh-CN"/>
-        </w:rPr>
-      </w:pPr>
-      <w:r>
-        <w:rPr>
-          <w:rFonts w:hint="default" w:ascii="Times New Roman" w:hAnsi="Times New Roman" w:eastAsia="宋体" w:cs="Times New Roman"/>
-          <w:sz w:val="24"/>
-          <w:szCs w:val="24"/>
-          <w:lang w:val="en-US" w:eastAsia="zh-CN"/>
-        </w:rPr>
-        <w:t>PlayerState的默认NetUpdateFrequency值非常低，如果ASC挂载在上面，会导致属性的变化（如生命值、标签）同步到客户端时出现明显的延迟。</w:t>
-      </w:r>
-    </w:p>
-    <w:p>
-      <w:pPr>
-        <w:keepNext w:val="0"/>
-        <w:keepLines w:val="0"/>
-        <w:pageBreakBefore w:val="0"/>
-        <w:widowControl w:val="0"/>
-        <w:kinsoku/>
-        <w:wordWrap w:val="0"/>
-        <w:overflowPunct/>
-        <w:topLinePunct w:val="0"/>
-        <w:autoSpaceDE/>
-        <w:autoSpaceDN/>
-        <w:bidi w:val="0"/>
-        <w:adjustRightInd/>
-        <w:snapToGrid/>
-        <w:ind w:firstLine="420" w:firstLineChars="0"/>
-        <w:textAlignment w:val="auto"/>
-        <w:rPr>
-          <w:rFonts w:hint="default" w:ascii="Times New Roman" w:hAnsi="Times New Roman" w:eastAsia="宋体" w:cs="Times New Roman"/>
-          <w:sz w:val="24"/>
-          <w:szCs w:val="24"/>
-          <w:lang w:val="en-US" w:eastAsia="zh-CN"/>
-        </w:rPr>
-      </w:pPr>
-      <w:r>
-        <w:rPr>
-          <w:rFonts w:hint="default" w:ascii="Times New Roman" w:hAnsi="Times New Roman" w:eastAsia="宋体" w:cs="Times New Roman"/>
-          <w:sz w:val="24"/>
-          <w:szCs w:val="24"/>
-          <w:lang w:val="en-US" w:eastAsia="zh-CN"/>
-        </w:rPr>
-        <w:t>推荐的最佳实践：当使用PlayerState承载ASC时，不仅要提高PlayerState的NetUpdateFrequency，还务必启用AdaptiveNetworkUpdateFrequency。这样可以确保角色在激烈战斗时能以最高频率同步属性变化，而在空闲时又能自动降低频率，节约宝贵的网络带宽。</w:t>
-      </w:r>
-    </w:p>
-    <w:p>
-      <w:pPr>
-        <w:keepNext w:val="0"/>
-        <w:keepLines w:val="0"/>
-        <w:pageBreakBefore w:val="0"/>
-        <w:widowControl w:val="0"/>
-        <w:kinsoku/>
-        <w:wordWrap w:val="0"/>
-        <w:overflowPunct/>
-        <w:topLinePunct w:val="0"/>
-        <w:autoSpaceDE/>
-        <w:autoSpaceDN/>
-        <w:bidi w:val="0"/>
-        <w:adjustRightInd/>
-        <w:snapToGrid/>
-        <w:ind w:firstLine="420" w:firstLineChars="0"/>
-        <w:textAlignment w:val="auto"/>
-        <w:rPr>
-          <w:rFonts w:hint="default" w:ascii="Times New Roman" w:hAnsi="Times New Roman" w:eastAsia="宋体" w:cs="Times New Roman"/>
-          <w:sz w:val="24"/>
-          <w:szCs w:val="24"/>
-          <w:lang w:val="en-US" w:eastAsia="zh-CN"/>
-        </w:rPr>
-      </w:pPr>
-    </w:p>
-    <w:p>
-      <w:pPr>
-        <w:keepNext w:val="0"/>
-        <w:keepLines w:val="0"/>
-        <w:pageBreakBefore w:val="0"/>
-        <w:widowControl w:val="0"/>
-        <w:kinsoku/>
-        <w:wordWrap w:val="0"/>
-        <w:overflowPunct/>
-        <w:topLinePunct w:val="0"/>
-        <w:autoSpaceDE/>
-        <w:autoSpaceDN/>
-        <w:bidi w:val="0"/>
-        <w:adjustRightInd/>
-        <w:snapToGrid/>
-        <w:ind w:firstLine="420" w:firstLineChars="0"/>
-        <w:textAlignment w:val="auto"/>
-        <w:rPr>
-          <w:rFonts w:hint="default" w:ascii="Times New Roman" w:hAnsi="Times New Roman" w:eastAsia="宋体" w:cs="Times New Roman"/>
-          <w:sz w:val="24"/>
-          <w:szCs w:val="24"/>
-          <w:lang w:val="en-US" w:eastAsia="zh-CN"/>
-        </w:rPr>
-      </w:pPr>
-      <w:r>
-        <w:rPr>
-          <w:rFonts w:hint="default" w:ascii="Times New Roman" w:hAnsi="Times New Roman" w:eastAsia="宋体" w:cs="Times New Roman"/>
-          <w:sz w:val="24"/>
-          <w:szCs w:val="24"/>
-          <w:lang w:val="en-US" w:eastAsia="zh-CN"/>
-        </w:rPr>
-        <w:t>在遍历ASC的`ActivatableAbilities`技能列表时，必须在其上方添加`ABILITYLIST_SCOPE_LOCK()`宏来锁定列表，防止遍历过程中因技能被移除而导致内存访问崩溃；该宏通过递增`AbilityScopeLockCount`计数器实现锁定，离开作用域时自动递减，但注意在锁定作用域内不能尝试移除技能（移除函数内部会检查锁状态并拒绝执行），如需移除应先收集目标技能到临时数组，待解锁后再统一处理。</w:t>
-      </w:r>
-    </w:p>
-    <w:p>
-      <w:pPr>
-        <w:keepNext w:val="0"/>
-        <w:keepLines w:val="0"/>
-        <w:pageBreakBefore w:val="0"/>
-        <w:widowControl w:val="0"/>
-        <w:kinsoku/>
-        <w:wordWrap w:val="0"/>
-        <w:overflowPunct/>
-        <w:topLinePunct w:val="0"/>
-        <w:autoSpaceDE/>
-        <w:autoSpaceDN/>
-        <w:bidi w:val="0"/>
-        <w:adjustRightInd/>
-        <w:snapToGrid/>
-        <w:ind w:firstLine="420" w:firstLineChars="0"/>
-        <w:textAlignment w:val="auto"/>
-        <w:rPr>
-          <w:rFonts w:hint="default" w:ascii="Times New Roman" w:hAnsi="Times New Roman" w:eastAsia="宋体" w:cs="Times New Roman"/>
-          <w:sz w:val="24"/>
-          <w:szCs w:val="24"/>
-          <w:lang w:val="en-US" w:eastAsia="zh-CN"/>
-        </w:rPr>
-      </w:pPr>
-    </w:p>
-    <w:p>
-      <w:pPr>
-        <w:keepNext w:val="0"/>
-        <w:keepLines w:val="0"/>
-        <w:pageBreakBefore w:val="0"/>
-        <w:widowControl w:val="0"/>
-        <w:kinsoku/>
-        <w:wordWrap w:val="0"/>
-        <w:overflowPunct/>
-        <w:topLinePunct w:val="0"/>
-        <w:autoSpaceDE/>
-        <w:autoSpaceDN/>
-        <w:bidi w:val="0"/>
-        <w:adjustRightInd/>
-        <w:snapToGrid/>
-        <w:ind w:firstLine="420" w:firstLineChars="0"/>
-        <w:textAlignment w:val="auto"/>
-        <w:rPr>
-          <w:rFonts w:hint="default" w:ascii="Times New Roman" w:hAnsi="Times New Roman" w:eastAsia="宋体" w:cs="Times New Roman"/>
-          <w:sz w:val="24"/>
-          <w:szCs w:val="24"/>
-          <w:lang w:val="en-US" w:eastAsia="zh-CN"/>
-        </w:rPr>
-      </w:pPr>
-      <w:r>
-        <w:rPr>
-          <w:rFonts w:hint="default" w:ascii="Times New Roman" w:hAnsi="Times New Roman" w:eastAsia="宋体" w:cs="Times New Roman"/>
-          <w:sz w:val="24"/>
-          <w:szCs w:val="24"/>
-          <w:lang w:val="en-US" w:eastAsia="zh-CN"/>
-        </w:rPr>
-        <w:t>ASC 定义了三种不同的复制模式Full、Mixed 和 Minimal，用于复制 GameplayEffects、GameplayTags 和 GameplayCues。Attributes 由其 AttributeSet 复制。Full模式将每个GE复制给所有客户端，适用于单机游戏；Mixed模式仅将GE复制给拥有该ASC的客户端，其他客户端只收到Tags和Cues，适用于玩家控制的角色；Minimal模式完全不复制GE，所有客户端仅同步Tags和Cues，适用于AI角色。</w:t>
+        <w:t>GAS的预测基于一个整形标识符预测键（PredictionKey），客户端在激活GameplayAbility时生成，并通过CallServerTryActivateAbility()一起发送到服务器，在预测键有效并且在作用域内时，期间应用的GameplayEffect会被添加该预测键；服务器接收到该预测键时，会将该预测键添加到其应用的GameplayEffect中，同时该预测键会被复制回客户端；如果客户端预测的GameplayEffect与从服务器接收的GameplayEffect具有相同的预测键，则它们是正确预测的；客户端从服务器接收预测键后，该预测键便会被标记为过时；客户端会移除所有添加了过时预测键的GameplayEffect，而由服务器复制的GameplayEffect会被保留；如果被移除的GameplayEffect无匹配的服务器复制版本，则它们是错误预测的。</w:t>
+      </w:r>
+    </w:p>
+    <w:p>
+      <w:pPr>
+        <w:keepNext w:val="0"/>
+        <w:keepLines w:val="0"/>
+        <w:pageBreakBefore w:val="0"/>
+        <w:widowControl w:val="0"/>
+        <w:kinsoku/>
+        <w:wordWrap w:val="0"/>
+        <w:overflowPunct/>
+        <w:topLinePunct w:val="0"/>
+        <w:autoSpaceDE/>
+        <w:autoSpaceDN/>
+        <w:bidi w:val="0"/>
+        <w:adjustRightInd/>
+        <w:snapToGrid/>
+        <w:ind w:firstLine="420" w:firstLineChars="0"/>
+        <w:textAlignment w:val="auto"/>
+        <w:rPr>
+          <w:rFonts w:hint="eastAsia" w:ascii="Times New Roman" w:hAnsi="Times New Roman" w:eastAsia="宋体" w:cs="Times New Roman"/>
+          <w:sz w:val="24"/>
+          <w:szCs w:val="24"/>
+          <w:lang w:val="en-US" w:eastAsia="zh-CN"/>
+        </w:rPr>
+      </w:pPr>
+    </w:p>
+    <w:p>
+      <w:pPr>
+        <w:keepNext w:val="0"/>
+        <w:keepLines w:val="0"/>
+        <w:pageBreakBefore w:val="0"/>
+        <w:widowControl w:val="0"/>
+        <w:kinsoku/>
+        <w:wordWrap w:val="0"/>
+        <w:overflowPunct/>
+        <w:topLinePunct w:val="0"/>
+        <w:autoSpaceDE/>
+        <w:autoSpaceDN/>
+        <w:bidi w:val="0"/>
+        <w:adjustRightInd/>
+        <w:snapToGrid/>
+        <w:ind w:firstLine="420" w:firstLineChars="0"/>
+        <w:textAlignment w:val="auto"/>
+        <w:rPr>
+          <w:rFonts w:hint="default" w:ascii="Times New Roman" w:hAnsi="Times New Roman" w:eastAsia="宋体" w:cs="Times New Roman"/>
+          <w:sz w:val="24"/>
+          <w:szCs w:val="24"/>
+          <w:lang w:val="en-US" w:eastAsia="zh-CN"/>
+        </w:rPr>
+      </w:pPr>
+      <w:r>
+        <w:rPr>
+          <w:rFonts w:hint="default" w:ascii="Times New Roman" w:hAnsi="Times New Roman" w:eastAsia="宋体" w:cs="Times New Roman"/>
+          <w:sz w:val="24"/>
+          <w:szCs w:val="24"/>
+          <w:lang w:val="en-US" w:eastAsia="zh-CN"/>
+        </w:rPr>
+        <w:t>客户端生成的激活</w:t>
+      </w:r>
+      <w:r>
+        <w:rPr>
+          <w:rFonts w:hint="eastAsia" w:ascii="Times New Roman" w:hAnsi="Times New Roman" w:eastAsia="宋体" w:cs="Times New Roman"/>
+          <w:sz w:val="24"/>
+          <w:szCs w:val="24"/>
+          <w:lang w:val="en-US" w:eastAsia="zh-CN"/>
+        </w:rPr>
+        <w:t>预测</w:t>
+      </w:r>
+      <w:r>
+        <w:rPr>
+          <w:rFonts w:hint="default" w:ascii="Times New Roman" w:hAnsi="Times New Roman" w:eastAsia="宋体" w:cs="Times New Roman"/>
+          <w:sz w:val="24"/>
+          <w:szCs w:val="24"/>
+          <w:lang w:val="en-US" w:eastAsia="zh-CN"/>
+        </w:rPr>
+        <w:t>键</w:t>
+      </w:r>
+      <w:r>
+        <w:rPr>
+          <w:rFonts w:hint="eastAsia" w:ascii="Times New Roman" w:hAnsi="Times New Roman" w:eastAsia="宋体" w:cs="Times New Roman"/>
+          <w:sz w:val="24"/>
+          <w:szCs w:val="24"/>
+          <w:lang w:val="en-US" w:eastAsia="zh-CN"/>
+        </w:rPr>
+        <w:t>（Activation Prediction Key）</w:t>
+      </w:r>
+      <w:r>
+        <w:rPr>
+          <w:rFonts w:hint="default" w:ascii="Times New Roman" w:hAnsi="Times New Roman" w:eastAsia="宋体" w:cs="Times New Roman"/>
+          <w:sz w:val="24"/>
+          <w:szCs w:val="24"/>
+          <w:lang w:val="en-US" w:eastAsia="zh-CN"/>
+        </w:rPr>
+        <w:t>只在技能激活瞬间有效，它只负责“激活”这个行为。在技能激活后，来自延迟操作 AbilityTasks 的任何回调将不再具有有效的预测键</w:t>
+      </w:r>
+      <w:r>
+        <w:rPr>
+          <w:rFonts w:hint="eastAsia" w:ascii="Times New Roman" w:hAnsi="Times New Roman" w:eastAsia="宋体" w:cs="Times New Roman"/>
+          <w:sz w:val="24"/>
+          <w:szCs w:val="24"/>
+          <w:lang w:val="en-US" w:eastAsia="zh-CN"/>
+        </w:rPr>
+        <w:t>，</w:t>
+      </w:r>
+      <w:r>
+        <w:rPr>
+          <w:rFonts w:hint="default" w:ascii="Times New Roman" w:hAnsi="Times New Roman" w:eastAsia="宋体" w:cs="Times New Roman"/>
+          <w:sz w:val="24"/>
+          <w:szCs w:val="24"/>
+          <w:lang w:val="en-US" w:eastAsia="zh-CN"/>
+        </w:rPr>
+        <w:t>如果</w:t>
+      </w:r>
+      <w:r>
+        <w:rPr>
+          <w:rFonts w:hint="eastAsia" w:ascii="Times New Roman" w:hAnsi="Times New Roman" w:eastAsia="宋体" w:cs="Times New Roman"/>
+          <w:sz w:val="24"/>
+          <w:szCs w:val="24"/>
+          <w:lang w:val="en-US" w:eastAsia="zh-CN"/>
+        </w:rPr>
+        <w:t>需要</w:t>
+      </w:r>
+      <w:r>
+        <w:rPr>
+          <w:rFonts w:hint="default" w:ascii="Times New Roman" w:hAnsi="Times New Roman" w:eastAsia="宋体" w:cs="Times New Roman"/>
+          <w:sz w:val="24"/>
+          <w:szCs w:val="24"/>
+          <w:lang w:val="en-US" w:eastAsia="zh-CN"/>
+        </w:rPr>
+        <w:t>应用新的GE，</w:t>
+      </w:r>
+      <w:r>
+        <w:rPr>
+          <w:rFonts w:hint="eastAsia" w:ascii="Times New Roman" w:hAnsi="Times New Roman" w:eastAsia="宋体" w:cs="Times New Roman"/>
+          <w:sz w:val="24"/>
+          <w:szCs w:val="24"/>
+          <w:lang w:val="en-US" w:eastAsia="zh-CN"/>
+        </w:rPr>
+        <w:t>应在AbilityTask内置同步点，以</w:t>
+      </w:r>
+      <w:r>
+        <w:rPr>
+          <w:rFonts w:hint="default" w:ascii="Times New Roman" w:hAnsi="Times New Roman" w:eastAsia="宋体" w:cs="Times New Roman"/>
+          <w:sz w:val="24"/>
+          <w:szCs w:val="24"/>
+          <w:lang w:val="en-US" w:eastAsia="zh-CN"/>
+        </w:rPr>
+        <w:t>新建ScopedPredictionWindow生成新的预测键。</w:t>
+      </w:r>
+    </w:p>
+    <w:p>
+      <w:pPr>
+        <w:keepNext w:val="0"/>
+        <w:keepLines w:val="0"/>
+        <w:pageBreakBefore w:val="0"/>
+        <w:widowControl w:val="0"/>
+        <w:kinsoku/>
+        <w:wordWrap w:val="0"/>
+        <w:overflowPunct/>
+        <w:topLinePunct w:val="0"/>
+        <w:autoSpaceDE/>
+        <w:autoSpaceDN/>
+        <w:bidi w:val="0"/>
+        <w:adjustRightInd/>
+        <w:snapToGrid/>
+        <w:ind w:firstLine="420" w:firstLineChars="0"/>
+        <w:textAlignment w:val="auto"/>
+        <w:rPr>
+          <w:rFonts w:hint="default" w:ascii="Times New Roman" w:hAnsi="Times New Roman" w:eastAsia="宋体" w:cs="Times New Roman"/>
+          <w:sz w:val="24"/>
+          <w:szCs w:val="24"/>
+          <w:lang w:val="en-US" w:eastAsia="zh-CN"/>
+        </w:rPr>
+      </w:pPr>
+    </w:p>
+    <w:p>
+      <w:pPr>
+        <w:keepNext w:val="0"/>
+        <w:keepLines w:val="0"/>
+        <w:pageBreakBefore w:val="0"/>
+        <w:widowControl w:val="0"/>
+        <w:kinsoku/>
+        <w:wordWrap w:val="0"/>
+        <w:overflowPunct/>
+        <w:topLinePunct w:val="0"/>
+        <w:autoSpaceDE/>
+        <w:autoSpaceDN/>
+        <w:bidi w:val="0"/>
+        <w:adjustRightInd/>
+        <w:snapToGrid/>
+        <w:ind w:firstLine="420" w:firstLineChars="0"/>
+        <w:textAlignment w:val="auto"/>
+        <w:rPr>
+          <w:rFonts w:hint="eastAsia" w:ascii="Times New Roman" w:hAnsi="Times New Roman" w:eastAsia="宋体" w:cs="Times New Roman"/>
+          <w:sz w:val="24"/>
+          <w:szCs w:val="24"/>
+          <w:lang w:val="en-US" w:eastAsia="zh-CN"/>
+        </w:rPr>
+      </w:pPr>
+      <w:r>
+        <w:rPr>
+          <w:rFonts w:hint="default" w:ascii="Times New Roman" w:hAnsi="Times New Roman" w:eastAsia="宋体" w:cs="Times New Roman"/>
+          <w:sz w:val="24"/>
+          <w:szCs w:val="24"/>
+          <w:lang w:val="en-US" w:eastAsia="zh-CN"/>
+        </w:rPr>
+        <w:t>一些AbilityTasks，如所有与输入相关的任务，都内置了创建新的作用域预测窗口的功能</w:t>
+      </w:r>
+      <w:r>
+        <w:rPr>
+          <w:rFonts w:hint="eastAsia" w:ascii="Times New Roman" w:hAnsi="Times New Roman" w:eastAsia="宋体" w:cs="Times New Roman"/>
+          <w:sz w:val="24"/>
+          <w:szCs w:val="24"/>
+          <w:lang w:val="en-US" w:eastAsia="zh-CN"/>
+        </w:rPr>
+        <w:t>。如果需要在没有内置创建作用域预测窗口功能的 AbilityTask（如 WaitDelay）之后预测动作，应使用带有OnlyServerWait选项的WaitNetSync AbilityTask手动执行此操作。当客户端遇到带有OnlyServerWait的WaitNetSync时，它会基于GameplayAbility的激活预测键生成一个新的作用域预测键。当服务器遇到带有OnlyServerWait的WaitNetSync时，它会等待收到来自客户端的新作用域预测键。此作用域预测键执行与激活预测键相同的操作。</w:t>
+      </w:r>
+    </w:p>
+    <w:p>
+      <w:pPr>
+        <w:keepNext w:val="0"/>
+        <w:keepLines w:val="0"/>
+        <w:pageBreakBefore w:val="0"/>
+        <w:widowControl w:val="0"/>
+        <w:kinsoku/>
+        <w:wordWrap w:val="0"/>
+        <w:overflowPunct/>
+        <w:topLinePunct w:val="0"/>
+        <w:autoSpaceDE/>
+        <w:autoSpaceDN/>
+        <w:bidi w:val="0"/>
+        <w:adjustRightInd/>
+        <w:snapToGrid/>
+        <w:ind w:firstLine="420" w:firstLineChars="0"/>
+        <w:textAlignment w:val="auto"/>
+        <w:rPr>
+          <w:rFonts w:hint="eastAsia" w:ascii="Times New Roman" w:hAnsi="Times New Roman" w:eastAsia="宋体" w:cs="Times New Roman"/>
+          <w:sz w:val="24"/>
+          <w:szCs w:val="24"/>
+          <w:lang w:val="en-US" w:eastAsia="zh-CN"/>
+        </w:rPr>
+      </w:pPr>
+    </w:p>
+    <w:p>
+      <w:pPr>
+        <w:keepNext w:val="0"/>
+        <w:keepLines w:val="0"/>
+        <w:pageBreakBefore w:val="0"/>
+        <w:widowControl w:val="0"/>
+        <w:kinsoku/>
+        <w:wordWrap w:val="0"/>
+        <w:overflowPunct/>
+        <w:topLinePunct w:val="0"/>
+        <w:autoSpaceDE/>
+        <w:autoSpaceDN/>
+        <w:bidi w:val="0"/>
+        <w:adjustRightInd/>
+        <w:snapToGrid/>
+        <w:ind w:firstLine="420" w:firstLineChars="0"/>
+        <w:textAlignment w:val="auto"/>
+        <w:rPr>
+          <w:rFonts w:hint="default" w:ascii="Times New Roman" w:hAnsi="Times New Roman" w:eastAsia="宋体" w:cs="Times New Roman"/>
+          <w:sz w:val="24"/>
+          <w:szCs w:val="24"/>
+          <w:lang w:val="en-US" w:eastAsia="zh-CN"/>
+        </w:rPr>
+      </w:pPr>
+      <w:r>
+        <w:rPr>
+          <w:rFonts w:hint="default" w:ascii="Times New Roman" w:hAnsi="Times New Roman" w:eastAsia="宋体" w:cs="Times New Roman"/>
+          <w:sz w:val="24"/>
+          <w:szCs w:val="24"/>
+          <w:lang w:val="en-US" w:eastAsia="zh-CN"/>
+        </w:rPr>
+        <w:t>使用WaitNetSync时，会阻止服务器的GameplayAbility继续执行，直到它收到客户端的消息。</w:t>
+      </w:r>
+      <w:r>
+        <w:rPr>
+          <w:rFonts w:hint="eastAsia" w:ascii="Times New Roman" w:hAnsi="Times New Roman" w:eastAsia="宋体" w:cs="Times New Roman"/>
+          <w:sz w:val="24"/>
+          <w:szCs w:val="24"/>
+          <w:lang w:val="en-US" w:eastAsia="zh-CN"/>
+        </w:rPr>
+        <w:t>针对该问题，可以</w:t>
+      </w:r>
+      <w:r>
+        <w:rPr>
+          <w:rFonts w:hint="default" w:ascii="Times New Roman" w:hAnsi="Times New Roman" w:eastAsia="宋体" w:cs="Times New Roman"/>
+          <w:sz w:val="24"/>
+          <w:szCs w:val="24"/>
+          <w:lang w:val="en-US" w:eastAsia="zh-CN"/>
+        </w:rPr>
+        <w:t>构建一个带有延迟的AbilityTask新版本，如果客户端没有响应，它会自动继续</w:t>
+      </w:r>
+      <w:r>
+        <w:rPr>
+          <w:rFonts w:hint="eastAsia" w:ascii="Times New Roman" w:hAnsi="Times New Roman" w:eastAsia="宋体" w:cs="Times New Roman"/>
+          <w:sz w:val="24"/>
+          <w:szCs w:val="24"/>
+          <w:lang w:val="en-US" w:eastAsia="zh-CN"/>
+        </w:rPr>
+        <w:t>。</w:t>
       </w:r>
     </w:p>
     <w:sectPr>
@@ -487,7 +924,7 @@
     <w:lsdException w:qFormat="1" w:unhideWhenUsed="0" w:uiPriority="0" w:semiHidden="0" w:name="Title"/>
     <w:lsdException w:unhideWhenUsed="0" w:uiPriority="0" w:semiHidden="0" w:name="Closing"/>
     <w:lsdException w:unhideWhenUsed="0" w:uiPriority="0" w:semiHidden="0" w:name="Signature"/>
-    <w:lsdException w:unhideWhenUsed="0" w:uiPriority="0" w:name="Default Paragraph Font"/>
+    <w:lsdException w:qFormat="1" w:unhideWhenUsed="0" w:uiPriority="0" w:name="Default Paragraph Font"/>
     <w:lsdException w:unhideWhenUsed="0" w:uiPriority="0" w:semiHidden="0" w:name="Body Text"/>
     <w:lsdException w:unhideWhenUsed="0" w:uiPriority="0" w:semiHidden="0" w:name="Body Text Indent"/>
     <w:lsdException w:unhideWhenUsed="0" w:uiPriority="0" w:semiHidden="0" w:name="List Continue"/>
@@ -690,6 +1127,7 @@
   <w:style w:type="character" w:default="1" w:styleId="4">
     <w:name w:val="Default Paragraph Font"/>
     <w:semiHidden/>
+    <w:qFormat/>
     <w:uiPriority w:val="0"/>
   </w:style>
   <w:style w:type="table" w:default="1" w:styleId="3">
